--- a/physics_course/word/lesson17.docx
+++ b/physics_course/word/lesson17.docx
@@ -21,142 +21,7 @@
         <w:rPr>
           <w:sz w:val="24"/>
         </w:rPr>
-        <w:t>ข้อ p2_l17_001: กระแสไฟฟ้าสลับ (AC) คือกระแสที่มีลักษณะอย่างไร</w:t>
-      </w:r>
-    </w:p>
-    <w:p>
-      <w:pPr>
-        <w:pStyle w:val="ListBullet"/>
-        <w:ind w:left="720"/>
-      </w:pPr>
-      <w:r>
-        <w:t xml:space="preserve">    ก</w:t>
-      </w:r>
-    </w:p>
-    <w:p>
-      <w:pPr>
-        <w:pStyle w:val="ListBullet"/>
-        <w:ind w:left="720"/>
-      </w:pPr>
-      <w:r>
-        <w:t xml:space="preserve">    ข</w:t>
-      </w:r>
-    </w:p>
-    <w:p>
-      <w:pPr>
-        <w:pStyle w:val="ListBullet"/>
-        <w:ind w:left="720"/>
-      </w:pPr>
-      <w:r>
-        <w:t xml:space="preserve">    ค</w:t>
-      </w:r>
-    </w:p>
-    <w:p>
-      <w:pPr>
-        <w:pStyle w:val="ListBullet"/>
-        <w:ind w:left="720"/>
-      </w:pPr>
-      <w:r>
-        <w:t xml:space="preserve">    ง</w:t>
-      </w:r>
-    </w:p>
-    <w:p/>
-    <w:p>
-      <w:r>
-        <w:rPr>
-          <w:sz w:val="24"/>
-        </w:rPr>
-        <w:t>ข้อ p2_l17_002: ค่า Vrms หมายถึงอะไร</w:t>
-      </w:r>
-    </w:p>
-    <w:p>
-      <w:pPr>
-        <w:pStyle w:val="ListBullet"/>
-        <w:ind w:left="720"/>
-      </w:pPr>
-      <w:r>
-        <w:t xml:space="preserve">    ก</w:t>
-      </w:r>
-    </w:p>
-    <w:p>
-      <w:pPr>
-        <w:pStyle w:val="ListBullet"/>
-        <w:ind w:left="720"/>
-      </w:pPr>
-      <w:r>
-        <w:t xml:space="preserve">    ข</w:t>
-      </w:r>
-    </w:p>
-    <w:p>
-      <w:pPr>
-        <w:pStyle w:val="ListBullet"/>
-        <w:ind w:left="720"/>
-      </w:pPr>
-      <w:r>
-        <w:t xml:space="preserve">    ค</w:t>
-      </w:r>
-    </w:p>
-    <w:p>
-      <w:pPr>
-        <w:pStyle w:val="ListBullet"/>
-        <w:ind w:left="720"/>
-      </w:pPr>
-      <w:r>
-        <w:t xml:space="preserve">    ง</w:t>
-      </w:r>
-    </w:p>
-    <w:p/>
-    <w:p>
-      <w:r>
-        <w:rPr>
-          <w:sz w:val="24"/>
-        </w:rPr>
-        <w:t>ข้อ p2_l17_003: แรงดันไฟฟ้าที่บ้านในประเทศไทยเป็น 220 V ค่า Vmax (ค่าสูงสุด) มีค่าเท่าใด</w:t>
-      </w:r>
-    </w:p>
-    <w:p>
-      <w:pPr>
-        <w:pStyle w:val="ListBullet"/>
-        <w:ind w:left="720"/>
-      </w:pPr>
-      <w:r>
-        <w:t xml:space="preserve">    ก</w:t>
-      </w:r>
-    </w:p>
-    <w:p>
-      <w:pPr>
-        <w:pStyle w:val="ListBullet"/>
-        <w:ind w:left="720"/>
-      </w:pPr>
-      <w:r>
-        <w:t xml:space="preserve">    ข</w:t>
-      </w:r>
-    </w:p>
-    <w:p>
-      <w:pPr>
-        <w:pStyle w:val="ListBullet"/>
-        <w:ind w:left="720"/>
-      </w:pPr>
-      <w:r>
-        <w:t xml:space="preserve">    ค</w:t>
-      </w:r>
-    </w:p>
-    <w:p>
-      <w:pPr>
-        <w:pStyle w:val="ListBullet"/>
-        <w:ind w:left="720"/>
-      </w:pPr>
-      <w:r>
-        <w:t xml:space="preserve">    ง</w:t>
-      </w:r>
-    </w:p>
-    <w:p/>
-    <w:p>
-      <w:r>
-        <w:rPr>
-          <w:sz w:val="24"/>
-        </w:rPr>
-        <w:t>ข้อ p2_l17_004: ในวงจร AC ที่มีตัวต้านทาน R ตัวเหนี่ยวนำ L และตัวเก็บประจุ C ต่ออนุกรมกัน อิมพีแดนซ์รวม Z มีค่าเท่าใด</w:t>
+        <w:t>1. กระแสไฟฟ้าสลับ (AC) คือกระแสที่มีลักษณะอย่างไร</w:t>
       </w:r>
     </w:p>
     <w:p>
@@ -172,7 +37,7 @@
               <a:graphicData uri="http://schemas.openxmlformats.org/drawingml/2006/picture">
                 <pic:pic>
                   <pic:nvPicPr>
-                    <pic:cNvPr id="0" name="physics_img_q2_l17_004.png"/>
+                    <pic:cNvPr id="0" name="physics_img_1.png"/>
                     <pic:cNvPicPr/>
                   </pic:nvPicPr>
                   <pic:blipFill>
@@ -198,38 +63,34 @@
     <w:p/>
     <w:p>
       <w:pPr>
-        <w:pStyle w:val="ListBullet"/>
         <w:ind w:left="720"/>
       </w:pPr>
       <w:r>
-        <w:t xml:space="preserve">    ก</w:t>
+        <w:t xml:space="preserve">    1. ก</w:t>
       </w:r>
     </w:p>
     <w:p>
       <w:pPr>
-        <w:pStyle w:val="ListBullet"/>
         <w:ind w:left="720"/>
       </w:pPr>
       <w:r>
-        <w:t xml:space="preserve">    ข</w:t>
+        <w:t xml:space="preserve">    2. ข</w:t>
       </w:r>
     </w:p>
     <w:p>
       <w:pPr>
-        <w:pStyle w:val="ListBullet"/>
         <w:ind w:left="720"/>
       </w:pPr>
       <w:r>
-        <w:t xml:space="preserve">    ค</w:t>
+        <w:t xml:space="preserve">    3. ค</w:t>
       </w:r>
     </w:p>
     <w:p>
       <w:pPr>
-        <w:pStyle w:val="ListBullet"/>
         <w:ind w:left="720"/>
       </w:pPr>
       <w:r>
-        <w:t xml:space="preserve">    ง</w:t>
+        <w:t xml:space="preserve">    4. ง</w:t>
       </w:r>
     </w:p>
     <w:p/>
@@ -238,43 +99,39 @@
         <w:rPr>
           <w:sz w:val="24"/>
         </w:rPr>
-        <w:t>ข้อ p2_l17_005: กำลังไฟฟ้าเฉลี่ยในวงจร AC ขึ้นอยู่กับปัจจัยใด</w:t>
+        <w:t>2. ค่า Vrms หมายถึงอะไร</w:t>
       </w:r>
     </w:p>
     <w:p>
       <w:pPr>
-        <w:pStyle w:val="ListBullet"/>
         <w:ind w:left="720"/>
       </w:pPr>
       <w:r>
-        <w:t xml:space="preserve">    ก</w:t>
+        <w:t xml:space="preserve">    1. ก</w:t>
       </w:r>
     </w:p>
     <w:p>
       <w:pPr>
-        <w:pStyle w:val="ListBullet"/>
         <w:ind w:left="720"/>
       </w:pPr>
       <w:r>
-        <w:t xml:space="preserve">    ข</w:t>
+        <w:t xml:space="preserve">    2. ข</w:t>
       </w:r>
     </w:p>
     <w:p>
       <w:pPr>
-        <w:pStyle w:val="ListBullet"/>
         <w:ind w:left="720"/>
       </w:pPr>
       <w:r>
-        <w:t xml:space="preserve">    ค</w:t>
+        <w:t xml:space="preserve">    3. ค</w:t>
       </w:r>
     </w:p>
     <w:p>
       <w:pPr>
-        <w:pStyle w:val="ListBullet"/>
         <w:ind w:left="720"/>
       </w:pPr>
       <w:r>
-        <w:t xml:space="preserve">    ง</w:t>
+        <w:t xml:space="preserve">    4. ง</w:t>
       </w:r>
     </w:p>
     <w:p/>
@@ -283,7 +140,827 @@
         <w:rPr>
           <w:sz w:val="24"/>
         </w:rPr>
-        <w:t>ข้อ p2_l17_006: ความถี่ของกระแสไฟฟ้าสลับในประเทศไทยเป็นเท่าไร</w:t>
+        <w:t>3. แรงดันไฟฟ้าที่บ้านในประเทศไทยเป็น 220 V ค่า Vmax (ค่าสูงสุด) มีค่าเท่าใด</w:t>
+      </w:r>
+    </w:p>
+    <w:p>
+      <w:pPr>
+        <w:ind w:left="720"/>
+      </w:pPr>
+      <w:r>
+        <w:t xml:space="preserve">    1. ก</w:t>
+      </w:r>
+    </w:p>
+    <w:p>
+      <w:pPr>
+        <w:ind w:left="720"/>
+      </w:pPr>
+      <w:r>
+        <w:t xml:space="preserve">    2. ข</w:t>
+      </w:r>
+    </w:p>
+    <w:p>
+      <w:pPr>
+        <w:ind w:left="720"/>
+      </w:pPr>
+      <w:r>
+        <w:t xml:space="preserve">    3. ค</w:t>
+      </w:r>
+    </w:p>
+    <w:p>
+      <w:pPr>
+        <w:ind w:left="720"/>
+      </w:pPr>
+      <w:r>
+        <w:t xml:space="preserve">    4. ง</w:t>
+      </w:r>
+    </w:p>
+    <w:p/>
+    <w:p>
+      <w:r>
+        <w:rPr>
+          <w:sz w:val="24"/>
+        </w:rPr>
+        <w:t>4. ในวงจร AC ที่มีตัวต้านทาน R ตัวเหนี่ยวนำ L และตัวเก็บประจุ C ต่ออนุกรมกัน อิมพีแดนซ์รวม Z มีค่าเท่าใด</w:t>
+      </w:r>
+    </w:p>
+    <w:p>
+      <w:pPr>
+        <w:ind w:left="720"/>
+      </w:pPr>
+      <w:r>
+        <w:t xml:space="preserve">    1. ก</w:t>
+      </w:r>
+    </w:p>
+    <w:p>
+      <w:pPr>
+        <w:ind w:left="720"/>
+      </w:pPr>
+      <w:r>
+        <w:t xml:space="preserve">    2. ข</w:t>
+      </w:r>
+    </w:p>
+    <w:p>
+      <w:pPr>
+        <w:ind w:left="720"/>
+      </w:pPr>
+      <w:r>
+        <w:t xml:space="preserve">    3. ค</w:t>
+      </w:r>
+    </w:p>
+    <w:p>
+      <w:pPr>
+        <w:ind w:left="720"/>
+      </w:pPr>
+      <w:r>
+        <w:t xml:space="preserve">    4. ง</w:t>
+      </w:r>
+    </w:p>
+    <w:p/>
+    <w:p>
+      <w:r>
+        <w:rPr>
+          <w:sz w:val="24"/>
+        </w:rPr>
+        <w:t>5. กำลังไฟฟ้าเฉลี่ยในวงจร AC ขึ้นอยู่กับปัจจัยใด</w:t>
+      </w:r>
+    </w:p>
+    <w:p>
+      <w:pPr>
+        <w:ind w:left="720"/>
+      </w:pPr>
+      <w:r>
+        <w:t xml:space="preserve">    1. ก</w:t>
+      </w:r>
+    </w:p>
+    <w:p>
+      <w:pPr>
+        <w:ind w:left="720"/>
+      </w:pPr>
+      <w:r>
+        <w:t xml:space="preserve">    2. ข</w:t>
+      </w:r>
+    </w:p>
+    <w:p>
+      <w:pPr>
+        <w:ind w:left="720"/>
+      </w:pPr>
+      <w:r>
+        <w:t xml:space="preserve">    3. ค</w:t>
+      </w:r>
+    </w:p>
+    <w:p>
+      <w:pPr>
+        <w:ind w:left="720"/>
+      </w:pPr>
+      <w:r>
+        <w:t xml:space="preserve">    4. ง</w:t>
+      </w:r>
+    </w:p>
+    <w:p/>
+    <w:p>
+      <w:r>
+        <w:rPr>
+          <w:sz w:val="24"/>
+        </w:rPr>
+        <w:t>6. ความถี่ของกระแสไฟฟ้าสลับในประเทศไทยเป็นเท่าไร</w:t>
+      </w:r>
+    </w:p>
+    <w:p>
+      <w:pPr>
+        <w:ind w:left="720"/>
+      </w:pPr>
+      <w:r>
+        <w:t xml:space="preserve">    1. ก</w:t>
+      </w:r>
+    </w:p>
+    <w:p>
+      <w:pPr>
+        <w:ind w:left="720"/>
+      </w:pPr>
+      <w:r>
+        <w:t xml:space="preserve">    2. ข</w:t>
+      </w:r>
+    </w:p>
+    <w:p>
+      <w:pPr>
+        <w:ind w:left="720"/>
+      </w:pPr>
+      <w:r>
+        <w:t xml:space="preserve">    3. ค</w:t>
+      </w:r>
+    </w:p>
+    <w:p>
+      <w:pPr>
+        <w:ind w:left="720"/>
+      </w:pPr>
+      <w:r>
+        <w:t xml:space="preserve">    4. ง</w:t>
+      </w:r>
+    </w:p>
+    <w:p/>
+    <w:p>
+      <w:r>
+        <w:rPr>
+          <w:sz w:val="24"/>
+        </w:rPr>
+        <w:t>7. กระแสไฟฟ้าสลับมีค่าสูงสุด 10 A ค่า Irms มีค่าเท่าใด</w:t>
+      </w:r>
+    </w:p>
+    <w:p>
+      <w:pPr>
+        <w:ind w:left="720"/>
+      </w:pPr>
+      <w:r>
+        <w:t xml:space="preserve">    1. ก</w:t>
+      </w:r>
+    </w:p>
+    <w:p>
+      <w:pPr>
+        <w:ind w:left="720"/>
+      </w:pPr>
+      <w:r>
+        <w:t xml:space="preserve">    2. ข</w:t>
+      </w:r>
+    </w:p>
+    <w:p>
+      <w:pPr>
+        <w:ind w:left="720"/>
+      </w:pPr>
+      <w:r>
+        <w:t xml:space="preserve">    3. ค</w:t>
+      </w:r>
+    </w:p>
+    <w:p>
+      <w:pPr>
+        <w:ind w:left="720"/>
+      </w:pPr>
+      <w:r>
+        <w:t xml:space="preserve">    4. ง</w:t>
+      </w:r>
+    </w:p>
+    <w:p/>
+    <w:p>
+      <w:r>
+        <w:rPr>
+          <w:sz w:val="24"/>
+        </w:rPr>
+        <w:t>8. วงจร AC มี R = 3 Ω, XL = 4 Ω และ XC = 0 Ω อิมพีแดนซ์ Z มีค่าเท่าใด</w:t>
+      </w:r>
+    </w:p>
+    <w:p>
+      <w:pPr>
+        <w:ind w:left="720"/>
+      </w:pPr>
+      <w:r>
+        <w:t xml:space="preserve">    1. ก</w:t>
+      </w:r>
+    </w:p>
+    <w:p>
+      <w:pPr>
+        <w:ind w:left="720"/>
+      </w:pPr>
+      <w:r>
+        <w:t xml:space="preserve">    2. ข</w:t>
+      </w:r>
+    </w:p>
+    <w:p>
+      <w:pPr>
+        <w:ind w:left="720"/>
+      </w:pPr>
+      <w:r>
+        <w:t xml:space="preserve">    3. ค</w:t>
+      </w:r>
+    </w:p>
+    <w:p>
+      <w:pPr>
+        <w:ind w:left="720"/>
+      </w:pPr>
+      <w:r>
+        <w:t xml:space="preserve">    4. ง</w:t>
+      </w:r>
+    </w:p>
+    <w:p/>
+    <w:p>
+      <w:r>
+        <w:rPr>
+          <w:sz w:val="24"/>
+        </w:rPr>
+        <w:t>9. วงจร AC มี Vrms = 100 V, Irms = 5 A และ cos φ = 0.8 กำลังไฟฟ้าเฉลี่ยมีค่าเท่าใด</w:t>
+      </w:r>
+    </w:p>
+    <w:p>
+      <w:pPr>
+        <w:ind w:left="720"/>
+      </w:pPr>
+      <w:r>
+        <w:t xml:space="preserve">    1. ก</w:t>
+      </w:r>
+    </w:p>
+    <w:p>
+      <w:pPr>
+        <w:ind w:left="720"/>
+      </w:pPr>
+      <w:r>
+        <w:t xml:space="preserve">    2. ข</w:t>
+      </w:r>
+    </w:p>
+    <w:p>
+      <w:pPr>
+        <w:ind w:left="720"/>
+      </w:pPr>
+      <w:r>
+        <w:t xml:space="preserve">    3. ค</w:t>
+      </w:r>
+    </w:p>
+    <w:p>
+      <w:pPr>
+        <w:ind w:left="720"/>
+      </w:pPr>
+      <w:r>
+        <w:t xml:space="preserve">    4. ง</w:t>
+      </w:r>
+    </w:p>
+    <w:p/>
+    <w:p>
+      <w:r>
+        <w:rPr>
+          <w:sz w:val="24"/>
+        </w:rPr>
+        <w:t>10. วงจร AC อนุกรมมี R = 8 Ω, XL = 15 Ω และ XC = 7 Ω อิมพีแดนซ์รวมและมุมเฟส φ มีค่าเท่าใด</w:t>
+      </w:r>
+    </w:p>
+    <w:p>
+      <w:pPr>
+        <w:ind w:left="720"/>
+      </w:pPr>
+      <w:r>
+        <w:t xml:space="preserve">    1. ก</w:t>
+      </w:r>
+    </w:p>
+    <w:p>
+      <w:pPr>
+        <w:ind w:left="720"/>
+      </w:pPr>
+      <w:r>
+        <w:t xml:space="preserve">    2. ข</w:t>
+      </w:r>
+    </w:p>
+    <w:p>
+      <w:pPr>
+        <w:ind w:left="720"/>
+      </w:pPr>
+      <w:r>
+        <w:t xml:space="preserve">    3. ค</w:t>
+      </w:r>
+    </w:p>
+    <w:p>
+      <w:pPr>
+        <w:ind w:left="720"/>
+      </w:pPr>
+      <w:r>
+        <w:t xml:space="preserve">    4. ง</w:t>
+      </w:r>
+    </w:p>
+    <w:p/>
+    <w:p>
+      <w:r>
+        <w:rPr>
+          <w:sz w:val="24"/>
+        </w:rPr>
+        <w:t>11. ข้อใดไม่ใช่คุณสมบัติของกระแสไฟฟ้าสลับ (AC)</w:t>
+      </w:r>
+    </w:p>
+    <w:p>
+      <w:pPr>
+        <w:ind w:left="720"/>
+      </w:pPr>
+      <w:r>
+        <w:t xml:space="preserve">    1. ก</w:t>
+      </w:r>
+    </w:p>
+    <w:p>
+      <w:pPr>
+        <w:ind w:left="720"/>
+      </w:pPr>
+      <w:r>
+        <w:t xml:space="preserve">    2. ข</w:t>
+      </w:r>
+    </w:p>
+    <w:p>
+      <w:pPr>
+        <w:ind w:left="720"/>
+      </w:pPr>
+      <w:r>
+        <w:t xml:space="preserve">    3. ค</w:t>
+      </w:r>
+    </w:p>
+    <w:p>
+      <w:pPr>
+        <w:ind w:left="720"/>
+      </w:pPr>
+      <w:r>
+        <w:t xml:space="preserve">    4. ง</w:t>
+      </w:r>
+    </w:p>
+    <w:p/>
+    <w:p>
+      <w:r>
+        <w:rPr>
+          <w:sz w:val="24"/>
+        </w:rPr>
+        <w:t>12. เครื่องวัดไฟฟ้า AC ทั่วไปวัดค่าชนิดใด</w:t>
+      </w:r>
+    </w:p>
+    <w:p>
+      <w:pPr>
+        <w:ind w:left="720"/>
+      </w:pPr>
+      <w:r>
+        <w:t xml:space="preserve">    1. ก</w:t>
+      </w:r>
+    </w:p>
+    <w:p>
+      <w:pPr>
+        <w:ind w:left="720"/>
+      </w:pPr>
+      <w:r>
+        <w:t xml:space="preserve">    2. ข</w:t>
+      </w:r>
+    </w:p>
+    <w:p>
+      <w:pPr>
+        <w:ind w:left="720"/>
+      </w:pPr>
+      <w:r>
+        <w:t xml:space="preserve">    3. ค</w:t>
+      </w:r>
+    </w:p>
+    <w:p>
+      <w:pPr>
+        <w:ind w:left="720"/>
+      </w:pPr>
+      <w:r>
+        <w:t xml:space="preserve">    4. ง</w:t>
+      </w:r>
+    </w:p>
+    <w:p/>
+    <w:p>
+      <w:r>
+        <w:rPr>
+          <w:sz w:val="24"/>
+        </w:rPr>
+        <w:t>13. วงจร AC มีความต้านทาน R = 6 Ω และมีการต่อตัวเหนี่ยวนำ L ในวงจร ถ้าอิมพีแดนซ์รวมเป็น 10 Ω ค่า XL มีค่าเท่าใด</w:t>
+      </w:r>
+    </w:p>
+    <w:p>
+      <w:pPr>
+        <w:ind w:left="720"/>
+      </w:pPr>
+      <w:r>
+        <w:t xml:space="preserve">    1. ก</w:t>
+      </w:r>
+    </w:p>
+    <w:p>
+      <w:pPr>
+        <w:ind w:left="720"/>
+      </w:pPr>
+      <w:r>
+        <w:t xml:space="preserve">    2. ข</w:t>
+      </w:r>
+    </w:p>
+    <w:p>
+      <w:pPr>
+        <w:ind w:left="720"/>
+      </w:pPr>
+      <w:r>
+        <w:t xml:space="preserve">    3. ค</w:t>
+      </w:r>
+    </w:p>
+    <w:p>
+      <w:pPr>
+        <w:ind w:left="720"/>
+      </w:pPr>
+      <w:r>
+        <w:t xml:space="preserve">    4. ง</w:t>
+      </w:r>
+    </w:p>
+    <w:p/>
+    <w:p>
+      <w:r>
+        <w:rPr>
+          <w:sz w:val="24"/>
+        </w:rPr>
+        <w:t>14. ในวงจร AC ที่มีเฉพาะตัวเก็บประจุ กำลังไฟฟ้าเฉลี่ยเป็นเท่าใด</w:t>
+      </w:r>
+    </w:p>
+    <w:p>
+      <w:pPr>
+        <w:ind w:left="720"/>
+      </w:pPr>
+      <w:r>
+        <w:t xml:space="preserve">    1. ก</w:t>
+      </w:r>
+    </w:p>
+    <w:p>
+      <w:pPr>
+        <w:ind w:left="720"/>
+      </w:pPr>
+      <w:r>
+        <w:t xml:space="preserve">    2. ข</w:t>
+      </w:r>
+    </w:p>
+    <w:p>
+      <w:pPr>
+        <w:ind w:left="720"/>
+      </w:pPr>
+      <w:r>
+        <w:t xml:space="preserve">    3. ค</w:t>
+      </w:r>
+    </w:p>
+    <w:p>
+      <w:pPr>
+        <w:ind w:left="720"/>
+      </w:pPr>
+      <w:r>
+        <w:t xml:space="preserve">    4. ง</w:t>
+      </w:r>
+    </w:p>
+    <w:p/>
+    <w:p>
+      <w:r>
+        <w:rPr>
+          <w:sz w:val="24"/>
+        </w:rPr>
+        <w:t>15. สมการของกระแสไฟฟ้าสลับคือ I = I_max sin(ωt) ข้อใดถูกต้องเกี่ยวกับ ω</w:t>
+      </w:r>
+    </w:p>
+    <w:p>
+      <w:pPr>
+        <w:ind w:left="720"/>
+      </w:pPr>
+      <w:r>
+        <w:t xml:space="preserve">    1. ก</w:t>
+      </w:r>
+    </w:p>
+    <w:p>
+      <w:pPr>
+        <w:ind w:left="720"/>
+      </w:pPr>
+      <w:r>
+        <w:t xml:space="preserve">    2. ข</w:t>
+      </w:r>
+    </w:p>
+    <w:p>
+      <w:pPr>
+        <w:ind w:left="720"/>
+      </w:pPr>
+      <w:r>
+        <w:t xml:space="preserve">    3. ค</w:t>
+      </w:r>
+    </w:p>
+    <w:p>
+      <w:pPr>
+        <w:ind w:left="720"/>
+      </w:pPr>
+      <w:r>
+        <w:t xml:space="preserve">    4. ง</w:t>
+      </w:r>
+    </w:p>
+    <w:p/>
+    <w:p>
+      <w:r>
+        <w:rPr>
+          <w:sz w:val="24"/>
+        </w:rPr>
+        <w:t>16. วงจร AC อนุกรมมี R = 12 Ω, XL = 16 Ω และ XC = 10 Ω กระแสที่ไหลในวงจรเมื่อต่อกับแหล่งจ่าย 220 Vrms มีค่าเท่าใด</w:t>
+      </w:r>
+    </w:p>
+    <w:p>
+      <w:pPr>
+        <w:ind w:left="720"/>
+      </w:pPr>
+      <w:r>
+        <w:t xml:space="preserve">    1. ก</w:t>
+      </w:r>
+    </w:p>
+    <w:p>
+      <w:pPr>
+        <w:ind w:left="720"/>
+      </w:pPr>
+      <w:r>
+        <w:t xml:space="preserve">    2. ข</w:t>
+      </w:r>
+    </w:p>
+    <w:p>
+      <w:pPr>
+        <w:ind w:left="720"/>
+      </w:pPr>
+      <w:r>
+        <w:t xml:space="preserve">    3. ค</w:t>
+      </w:r>
+    </w:p>
+    <w:p>
+      <w:pPr>
+        <w:ind w:left="720"/>
+      </w:pPr>
+      <w:r>
+        <w:t xml:space="preserve">    4. ง</w:t>
+      </w:r>
+    </w:p>
+    <w:p/>
+    <w:p>
+      <w:r>
+        <w:rPr>
+          <w:sz w:val="24"/>
+        </w:rPr>
+        <w:t>17. วงจร AC มี P = 1,000 W, Vrms = 200 V และ cos φ = 0.5 กระแส Irms มีค่าเท่าใด</w:t>
+      </w:r>
+    </w:p>
+    <w:p>
+      <w:pPr>
+        <w:ind w:left="720"/>
+      </w:pPr>
+      <w:r>
+        <w:t xml:space="preserve">    1. ก</w:t>
+      </w:r>
+    </w:p>
+    <w:p>
+      <w:pPr>
+        <w:ind w:left="720"/>
+      </w:pPr>
+      <w:r>
+        <w:t xml:space="preserve">    2. ข</w:t>
+      </w:r>
+    </w:p>
+    <w:p>
+      <w:pPr>
+        <w:ind w:left="720"/>
+      </w:pPr>
+      <w:r>
+        <w:t xml:space="preserve">    3. ค</w:t>
+      </w:r>
+    </w:p>
+    <w:p>
+      <w:pPr>
+        <w:ind w:left="720"/>
+      </w:pPr>
+      <w:r>
+        <w:t xml:space="preserve">    4. ง</w:t>
+      </w:r>
+    </w:p>
+    <w:p/>
+    <w:p>
+      <w:r>
+        <w:rPr>
+          <w:sz w:val="24"/>
+        </w:rPr>
+        <w:t>18. ความสัมพันธ์ระหว่าง Vrms และ Vmax คือข้อใด</w:t>
+      </w:r>
+    </w:p>
+    <w:p>
+      <w:pPr>
+        <w:ind w:left="720"/>
+      </w:pPr>
+      <w:r>
+        <w:t xml:space="preserve">    1. ก</w:t>
+      </w:r>
+    </w:p>
+    <w:p>
+      <w:pPr>
+        <w:ind w:left="720"/>
+      </w:pPr>
+      <w:r>
+        <w:t xml:space="preserve">    2. ข</w:t>
+      </w:r>
+    </w:p>
+    <w:p>
+      <w:pPr>
+        <w:ind w:left="720"/>
+      </w:pPr>
+      <w:r>
+        <w:t xml:space="preserve">    3. ค</w:t>
+      </w:r>
+    </w:p>
+    <w:p>
+      <w:pPr>
+        <w:ind w:left="720"/>
+      </w:pPr>
+      <w:r>
+        <w:t xml:space="preserve">    4. ง</w:t>
+      </w:r>
+    </w:p>
+    <w:p/>
+    <w:p>
+      <w:r>
+        <w:rPr>
+          <w:sz w:val="24"/>
+        </w:rPr>
+        <w:t>19. ในวงจร AC ที่มีเฉพาะตัวเหนี่ยวนำ L ความสัมพันธ์ระหว่างแรงดันและกระแสเป็นอย่างไร</w:t>
+      </w:r>
+    </w:p>
+    <w:p>
+      <w:pPr>
+        <w:ind w:left="720"/>
+      </w:pPr>
+      <w:r>
+        <w:t xml:space="preserve">    1. ก</w:t>
+      </w:r>
+    </w:p>
+    <w:p>
+      <w:pPr>
+        <w:ind w:left="720"/>
+      </w:pPr>
+      <w:r>
+        <w:t xml:space="preserve">    2. ข</w:t>
+      </w:r>
+    </w:p>
+    <w:p>
+      <w:pPr>
+        <w:ind w:left="720"/>
+      </w:pPr>
+      <w:r>
+        <w:t xml:space="preserve">    3. ค</w:t>
+      </w:r>
+    </w:p>
+    <w:p>
+      <w:pPr>
+        <w:ind w:left="720"/>
+      </w:pPr>
+      <w:r>
+        <w:t xml:space="preserve">    4. ง</w:t>
+      </w:r>
+    </w:p>
+    <w:p/>
+    <w:p>
+      <w:r>
+        <w:rPr>
+          <w:sz w:val="24"/>
+        </w:rPr>
+        <w:t>20. ข้อใดไม่ใช่ข้อดีของไฟฟ้ากระแสสลับ (AC) เมื่อเทียบกับไฟฟ้ากระแสตรง (DC)</w:t>
+      </w:r>
+    </w:p>
+    <w:p>
+      <w:pPr>
+        <w:ind w:left="720"/>
+      </w:pPr>
+      <w:r>
+        <w:t xml:space="preserve">    1. ก</w:t>
+      </w:r>
+    </w:p>
+    <w:p>
+      <w:pPr>
+        <w:ind w:left="720"/>
+      </w:pPr>
+      <w:r>
+        <w:t xml:space="preserve">    2. ข</w:t>
+      </w:r>
+    </w:p>
+    <w:p>
+      <w:pPr>
+        <w:ind w:left="720"/>
+      </w:pPr>
+      <w:r>
+        <w:t xml:space="preserve">    3. ค</w:t>
+      </w:r>
+    </w:p>
+    <w:p>
+      <w:pPr>
+        <w:ind w:left="720"/>
+      </w:pPr>
+      <w:r>
+        <w:t xml:space="preserve">    4. ง</w:t>
+      </w:r>
+    </w:p>
+    <w:p/>
+    <w:p>
+      <w:r>
+        <w:rPr>
+          <w:sz w:val="24"/>
+        </w:rPr>
+        <w:t>21. วงจร AC มีกำลังไฟฟ้าจริง (Real power) 500 W และกำลังไฟฟ้ารีแอกทีฟ (Reactive power) 500 VAR กำลังไฟฟ้าปรากฏ (Apparent power) มีค่าเท่าใด</w:t>
+      </w:r>
+    </w:p>
+    <w:p>
+      <w:pPr>
+        <w:ind w:left="720"/>
+      </w:pPr>
+      <w:r>
+        <w:t xml:space="preserve">    1. ก</w:t>
+      </w:r>
+    </w:p>
+    <w:p>
+      <w:pPr>
+        <w:ind w:left="720"/>
+      </w:pPr>
+      <w:r>
+        <w:t xml:space="preserve">    2. ข</w:t>
+      </w:r>
+    </w:p>
+    <w:p>
+      <w:pPr>
+        <w:ind w:left="720"/>
+      </w:pPr>
+      <w:r>
+        <w:t xml:space="preserve">    3. ค</w:t>
+      </w:r>
+    </w:p>
+    <w:p>
+      <w:pPr>
+        <w:ind w:left="720"/>
+      </w:pPr>
+      <w:r>
+        <w:t xml:space="preserve">    4. ง</w:t>
+      </w:r>
+    </w:p>
+    <w:p/>
+    <w:p>
+      <w:r>
+        <w:rPr>
+          <w:sz w:val="24"/>
+        </w:rPr>
+        <w:t>22. ในวงจร AC ที่มีเฉพาะตัวเก็บประจุ C ค่าความต้านทานในการกันกระแส (Capacitive Reactance) XC มีค่าเท่าใด</w:t>
+      </w:r>
+    </w:p>
+    <w:p>
+      <w:pPr>
+        <w:ind w:left="720"/>
+      </w:pPr>
+      <w:r>
+        <w:t xml:space="preserve">    1. ก</w:t>
+      </w:r>
+    </w:p>
+    <w:p>
+      <w:pPr>
+        <w:ind w:left="720"/>
+      </w:pPr>
+      <w:r>
+        <w:t xml:space="preserve">    2. ข</w:t>
+      </w:r>
+    </w:p>
+    <w:p>
+      <w:pPr>
+        <w:ind w:left="720"/>
+      </w:pPr>
+      <w:r>
+        <w:t xml:space="preserve">    3. ค</w:t>
+      </w:r>
+    </w:p>
+    <w:p>
+      <w:pPr>
+        <w:ind w:left="720"/>
+      </w:pPr>
+      <w:r>
+        <w:t xml:space="preserve">    4. ง</w:t>
+      </w:r>
+    </w:p>
+    <w:p/>
+    <w:p>
+      <w:r>
+        <w:rPr>
+          <w:sz w:val="24"/>
+        </w:rPr>
+        <w:t>23. ไฟฟ้ากระแสสลับในบ้านของประเทศไทยมีรูปคลื่นแบบใด</w:t>
       </w:r>
     </w:p>
     <w:p>
@@ -299,7 +976,126 @@
               <a:graphicData uri="http://schemas.openxmlformats.org/drawingml/2006/picture">
                 <pic:pic>
                   <pic:nvPicPr>
-                    <pic:cNvPr id="0" name="physics_img_q2_l17_006.png"/>
+                    <pic:cNvPr id="0" name="physics_img_1.png"/>
+                    <pic:cNvPicPr/>
+                  </pic:nvPicPr>
+                  <pic:blipFill>
+                    <a:blip r:embed="rId9"/>
+                    <a:stretch>
+                      <a:fillRect/>
+                    </a:stretch>
+                  </pic:blipFill>
+                  <pic:spPr>
+                    <a:xfrm>
+                      <a:off x="0" y="0"/>
+                      <a:ext cx="1828800" cy="1359877"/>
+                    </a:xfrm>
+                    <a:prstGeom prst="rect"/>
+                  </pic:spPr>
+                </pic:pic>
+              </a:graphicData>
+            </a:graphic>
+          </wp:inline>
+        </w:drawing>
+      </w:r>
+    </w:p>
+    <w:p/>
+    <w:p>
+      <w:pPr>
+        <w:ind w:left="720"/>
+      </w:pPr>
+      <w:r>
+        <w:t xml:space="preserve">    1. ก</w:t>
+      </w:r>
+    </w:p>
+    <w:p>
+      <w:pPr>
+        <w:ind w:left="720"/>
+      </w:pPr>
+      <w:r>
+        <w:t xml:space="preserve">    2. ข</w:t>
+      </w:r>
+    </w:p>
+    <w:p>
+      <w:pPr>
+        <w:ind w:left="720"/>
+      </w:pPr>
+      <w:r>
+        <w:t xml:space="preserve">    3. ค</w:t>
+      </w:r>
+    </w:p>
+    <w:p>
+      <w:pPr>
+        <w:ind w:left="720"/>
+      </w:pPr>
+      <w:r>
+        <w:t xml:space="preserve">    4. ง</w:t>
+      </w:r>
+    </w:p>
+    <w:p/>
+    <w:p>
+      <w:r>
+        <w:rPr>
+          <w:sz w:val="24"/>
+        </w:rPr>
+        <w:t>24. วงจร AC มี R = 40 Ω, XL = 30 Ω, XC = 10 Ω ต่อกับแหล่งจ่าย 220 Vrms กำลังไฟฟ้าที่ใช้ไปมีค่าเท่าใด</w:t>
+      </w:r>
+    </w:p>
+    <w:p>
+      <w:pPr>
+        <w:ind w:left="720"/>
+      </w:pPr>
+      <w:r>
+        <w:t xml:space="preserve">    1. ก</w:t>
+      </w:r>
+    </w:p>
+    <w:p>
+      <w:pPr>
+        <w:ind w:left="720"/>
+      </w:pPr>
+      <w:r>
+        <w:t xml:space="preserve">    2. ข</w:t>
+      </w:r>
+    </w:p>
+    <w:p>
+      <w:pPr>
+        <w:ind w:left="720"/>
+      </w:pPr>
+      <w:r>
+        <w:t xml:space="preserve">    3. ค</w:t>
+      </w:r>
+    </w:p>
+    <w:p>
+      <w:pPr>
+        <w:ind w:left="720"/>
+      </w:pPr>
+      <w:r>
+        <w:t xml:space="preserve">    4. ง</w:t>
+      </w:r>
+    </w:p>
+    <w:p/>
+    <w:p>
+      <w:r>
+        <w:rPr>
+          <w:sz w:val="24"/>
+        </w:rPr>
+        <w:t>25. วงจรไฟฟ้าบ้าน 220 V มีแรงดันสูงสุดเท่าไร</w:t>
+      </w:r>
+    </w:p>
+    <w:p>
+      <w:r>
+        <w:drawing>
+          <wp:inline xmlns:a="http://schemas.openxmlformats.org/drawingml/2006/main" xmlns:pic="http://schemas.openxmlformats.org/drawingml/2006/picture">
+            <wp:extent cx="1828800" cy="1359877"/>
+            <wp:docPr id="3" name="Picture 3"/>
+            <wp:cNvGraphicFramePr>
+              <a:graphicFrameLocks noChangeAspect="1"/>
+            </wp:cNvGraphicFramePr>
+            <a:graphic>
+              <a:graphicData uri="http://schemas.openxmlformats.org/drawingml/2006/picture">
+                <pic:pic>
+                  <pic:nvPicPr>
+                    <pic:cNvPr id="0" name="physics_img_25.png"/>
                     <pic:cNvPicPr/>
                   </pic:nvPicPr>
                   <pic:blipFill>
@@ -325,1041 +1121,34 @@
     <w:p/>
     <w:p>
       <w:pPr>
-        <w:pStyle w:val="ListBullet"/>
         <w:ind w:left="720"/>
       </w:pPr>
       <w:r>
-        <w:t xml:space="preserve">    ก</w:t>
+        <w:t xml:space="preserve">    1. ก</w:t>
       </w:r>
     </w:p>
     <w:p>
       <w:pPr>
-        <w:pStyle w:val="ListBullet"/>
         <w:ind w:left="720"/>
       </w:pPr>
       <w:r>
-        <w:t xml:space="preserve">    ข</w:t>
+        <w:t xml:space="preserve">    2. ข</w:t>
       </w:r>
     </w:p>
     <w:p>
       <w:pPr>
-        <w:pStyle w:val="ListBullet"/>
         <w:ind w:left="720"/>
       </w:pPr>
       <w:r>
-        <w:t xml:space="preserve">    ค</w:t>
+        <w:t xml:space="preserve">    3. ค</w:t>
       </w:r>
     </w:p>
     <w:p>
       <w:pPr>
-        <w:pStyle w:val="ListBullet"/>
         <w:ind w:left="720"/>
       </w:pPr>
       <w:r>
-        <w:t xml:space="preserve">    ง</w:t>
-      </w:r>
-    </w:p>
-    <w:p/>
-    <w:p>
-      <w:r>
-        <w:rPr>
-          <w:sz w:val="24"/>
-        </w:rPr>
-        <w:t>ข้อ p2_l17_007: กระแสไฟฟ้าสลับมีค่าสูงสุด 10 A ค่า Irms มีค่าเท่าใด</w:t>
-      </w:r>
-    </w:p>
-    <w:p>
-      <w:pPr>
-        <w:pStyle w:val="ListBullet"/>
-        <w:ind w:left="720"/>
-      </w:pPr>
-      <w:r>
-        <w:t xml:space="preserve">    ก</w:t>
-      </w:r>
-    </w:p>
-    <w:p>
-      <w:pPr>
-        <w:pStyle w:val="ListBullet"/>
-        <w:ind w:left="720"/>
-      </w:pPr>
-      <w:r>
-        <w:t xml:space="preserve">    ข</w:t>
-      </w:r>
-    </w:p>
-    <w:p>
-      <w:pPr>
-        <w:pStyle w:val="ListBullet"/>
-        <w:ind w:left="720"/>
-      </w:pPr>
-      <w:r>
-        <w:t xml:space="preserve">    ค</w:t>
-      </w:r>
-    </w:p>
-    <w:p>
-      <w:pPr>
-        <w:pStyle w:val="ListBullet"/>
-        <w:ind w:left="720"/>
-      </w:pPr>
-      <w:r>
-        <w:t xml:space="preserve">    ง</w:t>
-      </w:r>
-    </w:p>
-    <w:p/>
-    <w:p>
-      <w:r>
-        <w:rPr>
-          <w:sz w:val="24"/>
-        </w:rPr>
-        <w:t>ข้อ p2_l17_008: วงจร AC มี R = 3 Ω, XL = 4 Ω และ XC = 0 Ω อิมพีแดนซ์ Z มีค่าเท่าใด</w:t>
-      </w:r>
-    </w:p>
-    <w:p>
-      <w:pPr>
-        <w:pStyle w:val="ListBullet"/>
-        <w:ind w:left="720"/>
-      </w:pPr>
-      <w:r>
-        <w:t xml:space="preserve">    ก</w:t>
-      </w:r>
-    </w:p>
-    <w:p>
-      <w:pPr>
-        <w:pStyle w:val="ListBullet"/>
-        <w:ind w:left="720"/>
-      </w:pPr>
-      <w:r>
-        <w:t xml:space="preserve">    ข</w:t>
-      </w:r>
-    </w:p>
-    <w:p>
-      <w:pPr>
-        <w:pStyle w:val="ListBullet"/>
-        <w:ind w:left="720"/>
-      </w:pPr>
-      <w:r>
-        <w:t xml:space="preserve">    ค</w:t>
-      </w:r>
-    </w:p>
-    <w:p>
-      <w:pPr>
-        <w:pStyle w:val="ListBullet"/>
-        <w:ind w:left="720"/>
-      </w:pPr>
-      <w:r>
-        <w:t xml:space="preserve">    ง</w:t>
-      </w:r>
-    </w:p>
-    <w:p/>
-    <w:p>
-      <w:r>
-        <w:rPr>
-          <w:sz w:val="24"/>
-        </w:rPr>
-        <w:t>ข้อ p2_l17_009: วงจร AC มี Vrms = 100 V, Irms = 5 A และ cos φ = 0.8 กำลังไฟฟ้าเฉลี่ยมีค่าเท่าใด</w:t>
-      </w:r>
-    </w:p>
-    <w:p>
-      <w:pPr>
-        <w:pStyle w:val="ListBullet"/>
-        <w:ind w:left="720"/>
-      </w:pPr>
-      <w:r>
-        <w:t xml:space="preserve">    ก</w:t>
-      </w:r>
-    </w:p>
-    <w:p>
-      <w:pPr>
-        <w:pStyle w:val="ListBullet"/>
-        <w:ind w:left="720"/>
-      </w:pPr>
-      <w:r>
-        <w:t xml:space="preserve">    ข</w:t>
-      </w:r>
-    </w:p>
-    <w:p>
-      <w:pPr>
-        <w:pStyle w:val="ListBullet"/>
-        <w:ind w:left="720"/>
-      </w:pPr>
-      <w:r>
-        <w:t xml:space="preserve">    ค</w:t>
-      </w:r>
-    </w:p>
-    <w:p>
-      <w:pPr>
-        <w:pStyle w:val="ListBullet"/>
-        <w:ind w:left="720"/>
-      </w:pPr>
-      <w:r>
-        <w:t xml:space="preserve">    ง</w:t>
-      </w:r>
-    </w:p>
-    <w:p/>
-    <w:p>
-      <w:r>
-        <w:rPr>
-          <w:sz w:val="24"/>
-        </w:rPr>
-        <w:t>ข้อ p2_l17_010: วงจร AC อนุกรมมี R = 8 Ω, XL = 15 Ω และ XC = 7 Ω อิมพีแดนซ์รวมและมุมเฟส φ มีค่าเท่าใด</w:t>
-      </w:r>
-    </w:p>
-    <w:p>
-      <w:pPr>
-        <w:pStyle w:val="ListBullet"/>
-        <w:ind w:left="720"/>
-      </w:pPr>
-      <w:r>
-        <w:t xml:space="preserve">    ก</w:t>
-      </w:r>
-    </w:p>
-    <w:p>
-      <w:pPr>
-        <w:pStyle w:val="ListBullet"/>
-        <w:ind w:left="720"/>
-      </w:pPr>
-      <w:r>
-        <w:t xml:space="preserve">    ข</w:t>
-      </w:r>
-    </w:p>
-    <w:p>
-      <w:pPr>
-        <w:pStyle w:val="ListBullet"/>
-        <w:ind w:left="720"/>
-      </w:pPr>
-      <w:r>
-        <w:t xml:space="preserve">    ค</w:t>
-      </w:r>
-    </w:p>
-    <w:p>
-      <w:pPr>
-        <w:pStyle w:val="ListBullet"/>
-        <w:ind w:left="720"/>
-      </w:pPr>
-      <w:r>
-        <w:t xml:space="preserve">    ง</w:t>
-      </w:r>
-    </w:p>
-    <w:p/>
-    <w:p>
-      <w:r>
-        <w:rPr>
-          <w:sz w:val="24"/>
-        </w:rPr>
-        <w:t>ข้อ p2_l17_011: ข้อใดไม่ใช่คุณสมบัติของกระแสไฟฟ้าสลับ (AC)</w:t>
-      </w:r>
-    </w:p>
-    <w:p>
-      <w:pPr>
-        <w:pStyle w:val="ListBullet"/>
-        <w:ind w:left="720"/>
-      </w:pPr>
-      <w:r>
-        <w:t xml:space="preserve">    ก</w:t>
-      </w:r>
-    </w:p>
-    <w:p>
-      <w:pPr>
-        <w:pStyle w:val="ListBullet"/>
-        <w:ind w:left="720"/>
-      </w:pPr>
-      <w:r>
-        <w:t xml:space="preserve">    ข</w:t>
-      </w:r>
-    </w:p>
-    <w:p>
-      <w:pPr>
-        <w:pStyle w:val="ListBullet"/>
-        <w:ind w:left="720"/>
-      </w:pPr>
-      <w:r>
-        <w:t xml:space="preserve">    ค</w:t>
-      </w:r>
-    </w:p>
-    <w:p>
-      <w:pPr>
-        <w:pStyle w:val="ListBullet"/>
-        <w:ind w:left="720"/>
-      </w:pPr>
-      <w:r>
-        <w:t xml:space="preserve">    ง</w:t>
-      </w:r>
-    </w:p>
-    <w:p/>
-    <w:p>
-      <w:r>
-        <w:rPr>
-          <w:sz w:val="24"/>
-        </w:rPr>
-        <w:t>ข้อ p2_l17_012: เครื่องวัดไฟฟ้า AC ทั่วไปวัดค่าชนิดใด</w:t>
-      </w:r>
-    </w:p>
-    <w:p>
-      <w:pPr>
-        <w:pStyle w:val="ListBullet"/>
-        <w:ind w:left="720"/>
-      </w:pPr>
-      <w:r>
-        <w:t xml:space="preserve">    ก</w:t>
-      </w:r>
-    </w:p>
-    <w:p>
-      <w:pPr>
-        <w:pStyle w:val="ListBullet"/>
-        <w:ind w:left="720"/>
-      </w:pPr>
-      <w:r>
-        <w:t xml:space="preserve">    ข</w:t>
-      </w:r>
-    </w:p>
-    <w:p>
-      <w:pPr>
-        <w:pStyle w:val="ListBullet"/>
-        <w:ind w:left="720"/>
-      </w:pPr>
-      <w:r>
-        <w:t xml:space="preserve">    ค</w:t>
-      </w:r>
-    </w:p>
-    <w:p>
-      <w:pPr>
-        <w:pStyle w:val="ListBullet"/>
-        <w:ind w:left="720"/>
-      </w:pPr>
-      <w:r>
-        <w:t xml:space="preserve">    ง</w:t>
-      </w:r>
-    </w:p>
-    <w:p/>
-    <w:p>
-      <w:r>
-        <w:rPr>
-          <w:sz w:val="24"/>
-        </w:rPr>
-        <w:t>ข้อ p2_l17_013: วงจร AC มีความต้านทาน R = 6 Ω และมีการต่อตัวเหนี่ยวนำ L ในวงจร ถ้าอิมพีแดนซ์รวมเป็น 10 Ω ค่า XL มีค่าเท่าใด</w:t>
-      </w:r>
-    </w:p>
-    <w:p>
-      <w:pPr>
-        <w:pStyle w:val="ListBullet"/>
-        <w:ind w:left="720"/>
-      </w:pPr>
-      <w:r>
-        <w:t xml:space="preserve">    ก</w:t>
-      </w:r>
-    </w:p>
-    <w:p>
-      <w:pPr>
-        <w:pStyle w:val="ListBullet"/>
-        <w:ind w:left="720"/>
-      </w:pPr>
-      <w:r>
-        <w:t xml:space="preserve">    ข</w:t>
-      </w:r>
-    </w:p>
-    <w:p>
-      <w:pPr>
-        <w:pStyle w:val="ListBullet"/>
-        <w:ind w:left="720"/>
-      </w:pPr>
-      <w:r>
-        <w:t xml:space="preserve">    ค</w:t>
-      </w:r>
-    </w:p>
-    <w:p>
-      <w:pPr>
-        <w:pStyle w:val="ListBullet"/>
-        <w:ind w:left="720"/>
-      </w:pPr>
-      <w:r>
-        <w:t xml:space="preserve">    ง</w:t>
-      </w:r>
-    </w:p>
-    <w:p/>
-    <w:p>
-      <w:r>
-        <w:rPr>
-          <w:sz w:val="24"/>
-        </w:rPr>
-        <w:t>ข้อ p2_l17_014: ในวงจร AC ที่มีเฉพาะตัวเก็บประจุ กำลังไฟฟ้าเฉลี่ยเป็นเท่าใด</w:t>
-      </w:r>
-    </w:p>
-    <w:p>
-      <w:r>
-        <w:drawing>
-          <wp:inline xmlns:a="http://schemas.openxmlformats.org/drawingml/2006/main" xmlns:pic="http://schemas.openxmlformats.org/drawingml/2006/picture">
-            <wp:extent cx="1828800" cy="1359877"/>
-            <wp:docPr id="3" name="Picture 3"/>
-            <wp:cNvGraphicFramePr>
-              <a:graphicFrameLocks noChangeAspect="1"/>
-            </wp:cNvGraphicFramePr>
-            <a:graphic>
-              <a:graphicData uri="http://schemas.openxmlformats.org/drawingml/2006/picture">
-                <pic:pic>
-                  <pic:nvPicPr>
-                    <pic:cNvPr id="0" name="physics_img_q2_l17_006.png"/>
-                    <pic:cNvPicPr/>
-                  </pic:nvPicPr>
-                  <pic:blipFill>
-                    <a:blip r:embed="rId10"/>
-                    <a:stretch>
-                      <a:fillRect/>
-                    </a:stretch>
-                  </pic:blipFill>
-                  <pic:spPr>
-                    <a:xfrm>
-                      <a:off x="0" y="0"/>
-                      <a:ext cx="1828800" cy="1359877"/>
-                    </a:xfrm>
-                    <a:prstGeom prst="rect"/>
-                  </pic:spPr>
-                </pic:pic>
-              </a:graphicData>
-            </a:graphic>
-          </wp:inline>
-        </w:drawing>
-      </w:r>
-    </w:p>
-    <w:p/>
-    <w:p>
-      <w:pPr>
-        <w:pStyle w:val="ListBullet"/>
-        <w:ind w:left="720"/>
-      </w:pPr>
-      <w:r>
-        <w:t xml:space="preserve">    ก</w:t>
-      </w:r>
-    </w:p>
-    <w:p>
-      <w:pPr>
-        <w:pStyle w:val="ListBullet"/>
-        <w:ind w:left="720"/>
-      </w:pPr>
-      <w:r>
-        <w:t xml:space="preserve">    ข</w:t>
-      </w:r>
-    </w:p>
-    <w:p>
-      <w:pPr>
-        <w:pStyle w:val="ListBullet"/>
-        <w:ind w:left="720"/>
-      </w:pPr>
-      <w:r>
-        <w:t xml:space="preserve">    ค</w:t>
-      </w:r>
-    </w:p>
-    <w:p>
-      <w:pPr>
-        <w:pStyle w:val="ListBullet"/>
-        <w:ind w:left="720"/>
-      </w:pPr>
-      <w:r>
-        <w:t xml:space="preserve">    ง</w:t>
-      </w:r>
-    </w:p>
-    <w:p/>
-    <w:p>
-      <w:r>
-        <w:rPr>
-          <w:sz w:val="24"/>
-        </w:rPr>
-        <w:t>ข้อ p2_l17_015: สมการของกระแสไฟฟ้าสลับคือ I = I_max sin(ωt) ข้อใดถูกต้องเกี่ยวกับ ω</w:t>
-      </w:r>
-    </w:p>
-    <w:p>
-      <w:pPr>
-        <w:pStyle w:val="ListBullet"/>
-        <w:ind w:left="720"/>
-      </w:pPr>
-      <w:r>
-        <w:t xml:space="preserve">    ก</w:t>
-      </w:r>
-    </w:p>
-    <w:p>
-      <w:pPr>
-        <w:pStyle w:val="ListBullet"/>
-        <w:ind w:left="720"/>
-      </w:pPr>
-      <w:r>
-        <w:t xml:space="preserve">    ข</w:t>
-      </w:r>
-    </w:p>
-    <w:p>
-      <w:pPr>
-        <w:pStyle w:val="ListBullet"/>
-        <w:ind w:left="720"/>
-      </w:pPr>
-      <w:r>
-        <w:t xml:space="preserve">    ค</w:t>
-      </w:r>
-    </w:p>
-    <w:p>
-      <w:pPr>
-        <w:pStyle w:val="ListBullet"/>
-        <w:ind w:left="720"/>
-      </w:pPr>
-      <w:r>
-        <w:t xml:space="preserve">    ง</w:t>
-      </w:r>
-    </w:p>
-    <w:p/>
-    <w:p>
-      <w:r>
-        <w:rPr>
-          <w:sz w:val="24"/>
-        </w:rPr>
-        <w:t>ข้อ p2_l17_016: วงจร AC อนุกรมมี R = 12 Ω, XL = 16 Ω และ XC = 10 Ω กระแสที่ไหลในวงจรเมื่อต่อกับแหล่งจ่าย 220 Vrms มีค่าเท่าใด</w:t>
-      </w:r>
-    </w:p>
-    <w:p>
-      <w:pPr>
-        <w:pStyle w:val="ListBullet"/>
-        <w:ind w:left="720"/>
-      </w:pPr>
-      <w:r>
-        <w:t xml:space="preserve">    ก</w:t>
-      </w:r>
-    </w:p>
-    <w:p>
-      <w:pPr>
-        <w:pStyle w:val="ListBullet"/>
-        <w:ind w:left="720"/>
-      </w:pPr>
-      <w:r>
-        <w:t xml:space="preserve">    ข</w:t>
-      </w:r>
-    </w:p>
-    <w:p>
-      <w:pPr>
-        <w:pStyle w:val="ListBullet"/>
-        <w:ind w:left="720"/>
-      </w:pPr>
-      <w:r>
-        <w:t xml:space="preserve">    ค</w:t>
-      </w:r>
-    </w:p>
-    <w:p>
-      <w:pPr>
-        <w:pStyle w:val="ListBullet"/>
-        <w:ind w:left="720"/>
-      </w:pPr>
-      <w:r>
-        <w:t xml:space="preserve">    ง</w:t>
-      </w:r>
-    </w:p>
-    <w:p/>
-    <w:p>
-      <w:r>
-        <w:rPr>
-          <w:sz w:val="24"/>
-        </w:rPr>
-        <w:t>ข้อ p2_l17_017: วงจร AC มี P = 1,000 W, Vrms = 200 V และ cos φ = 0.5 กระแส Irms มีค่าเท่าใด</w:t>
-      </w:r>
-    </w:p>
-    <w:p>
-      <w:r>
-        <w:drawing>
-          <wp:inline xmlns:a="http://schemas.openxmlformats.org/drawingml/2006/main" xmlns:pic="http://schemas.openxmlformats.org/drawingml/2006/picture">
-            <wp:extent cx="1828800" cy="1359877"/>
-            <wp:docPr id="4" name="Picture 4"/>
-            <wp:cNvGraphicFramePr>
-              <a:graphicFrameLocks noChangeAspect="1"/>
-            </wp:cNvGraphicFramePr>
-            <a:graphic>
-              <a:graphicData uri="http://schemas.openxmlformats.org/drawingml/2006/picture">
-                <pic:pic>
-                  <pic:nvPicPr>
-                    <pic:cNvPr id="0" name="physics_img_q2_l17_006.png"/>
-                    <pic:cNvPicPr/>
-                  </pic:nvPicPr>
-                  <pic:blipFill>
-                    <a:blip r:embed="rId10"/>
-                    <a:stretch>
-                      <a:fillRect/>
-                    </a:stretch>
-                  </pic:blipFill>
-                  <pic:spPr>
-                    <a:xfrm>
-                      <a:off x="0" y="0"/>
-                      <a:ext cx="1828800" cy="1359877"/>
-                    </a:xfrm>
-                    <a:prstGeom prst="rect"/>
-                  </pic:spPr>
-                </pic:pic>
-              </a:graphicData>
-            </a:graphic>
-          </wp:inline>
-        </w:drawing>
-      </w:r>
-    </w:p>
-    <w:p/>
-    <w:p>
-      <w:pPr>
-        <w:pStyle w:val="ListBullet"/>
-        <w:ind w:left="720"/>
-      </w:pPr>
-      <w:r>
-        <w:t xml:space="preserve">    ก</w:t>
-      </w:r>
-    </w:p>
-    <w:p>
-      <w:pPr>
-        <w:pStyle w:val="ListBullet"/>
-        <w:ind w:left="720"/>
-      </w:pPr>
-      <w:r>
-        <w:t xml:space="preserve">    ข</w:t>
-      </w:r>
-    </w:p>
-    <w:p>
-      <w:pPr>
-        <w:pStyle w:val="ListBullet"/>
-        <w:ind w:left="720"/>
-      </w:pPr>
-      <w:r>
-        <w:t xml:space="preserve">    ค</w:t>
-      </w:r>
-    </w:p>
-    <w:p>
-      <w:pPr>
-        <w:pStyle w:val="ListBullet"/>
-        <w:ind w:left="720"/>
-      </w:pPr>
-      <w:r>
-        <w:t xml:space="preserve">    ง</w:t>
-      </w:r>
-    </w:p>
-    <w:p/>
-    <w:p>
-      <w:r>
-        <w:rPr>
-          <w:sz w:val="24"/>
-        </w:rPr>
-        <w:t>ข้อ p2_l17_018: ความสัมพันธ์ระหว่าง Vrms และ Vmax คือข้อใด</w:t>
-      </w:r>
-    </w:p>
-    <w:p>
-      <w:pPr>
-        <w:pStyle w:val="ListBullet"/>
-        <w:ind w:left="720"/>
-      </w:pPr>
-      <w:r>
-        <w:t xml:space="preserve">    ก</w:t>
-      </w:r>
-    </w:p>
-    <w:p>
-      <w:pPr>
-        <w:pStyle w:val="ListBullet"/>
-        <w:ind w:left="720"/>
-      </w:pPr>
-      <w:r>
-        <w:t xml:space="preserve">    ข</w:t>
-      </w:r>
-    </w:p>
-    <w:p>
-      <w:pPr>
-        <w:pStyle w:val="ListBullet"/>
-        <w:ind w:left="720"/>
-      </w:pPr>
-      <w:r>
-        <w:t xml:space="preserve">    ค</w:t>
-      </w:r>
-    </w:p>
-    <w:p>
-      <w:pPr>
-        <w:pStyle w:val="ListBullet"/>
-        <w:ind w:left="720"/>
-      </w:pPr>
-      <w:r>
-        <w:t xml:space="preserve">    ง</w:t>
-      </w:r>
-    </w:p>
-    <w:p/>
-    <w:p>
-      <w:r>
-        <w:rPr>
-          <w:sz w:val="24"/>
-        </w:rPr>
-        <w:t>ข้อ p2_l17_019: ในวงจร AC ที่มีเฉพาะตัวเหนี่ยวนำ L ความสัมพันธ์ระหว่างแรงดันและกระแสเป็นอย่างไร</w:t>
-      </w:r>
-    </w:p>
-    <w:p>
-      <w:r>
-        <w:drawing>
-          <wp:inline xmlns:a="http://schemas.openxmlformats.org/drawingml/2006/main" xmlns:pic="http://schemas.openxmlformats.org/drawingml/2006/picture">
-            <wp:extent cx="1828800" cy="1359877"/>
-            <wp:docPr id="5" name="Picture 5"/>
-            <wp:cNvGraphicFramePr>
-              <a:graphicFrameLocks noChangeAspect="1"/>
-            </wp:cNvGraphicFramePr>
-            <a:graphic>
-              <a:graphicData uri="http://schemas.openxmlformats.org/drawingml/2006/picture">
-                <pic:pic>
-                  <pic:nvPicPr>
-                    <pic:cNvPr id="0" name="physics_img_q2_l17_004.png"/>
-                    <pic:cNvPicPr/>
-                  </pic:nvPicPr>
-                  <pic:blipFill>
-                    <a:blip r:embed="rId9"/>
-                    <a:stretch>
-                      <a:fillRect/>
-                    </a:stretch>
-                  </pic:blipFill>
-                  <pic:spPr>
-                    <a:xfrm>
-                      <a:off x="0" y="0"/>
-                      <a:ext cx="1828800" cy="1359877"/>
-                    </a:xfrm>
-                    <a:prstGeom prst="rect"/>
-                  </pic:spPr>
-                </pic:pic>
-              </a:graphicData>
-            </a:graphic>
-          </wp:inline>
-        </w:drawing>
-      </w:r>
-    </w:p>
-    <w:p/>
-    <w:p>
-      <w:pPr>
-        <w:pStyle w:val="ListBullet"/>
-        <w:ind w:left="720"/>
-      </w:pPr>
-      <w:r>
-        <w:t xml:space="preserve">    ก</w:t>
-      </w:r>
-    </w:p>
-    <w:p>
-      <w:pPr>
-        <w:pStyle w:val="ListBullet"/>
-        <w:ind w:left="720"/>
-      </w:pPr>
-      <w:r>
-        <w:t xml:space="preserve">    ข</w:t>
-      </w:r>
-    </w:p>
-    <w:p>
-      <w:pPr>
-        <w:pStyle w:val="ListBullet"/>
-        <w:ind w:left="720"/>
-      </w:pPr>
-      <w:r>
-        <w:t xml:space="preserve">    ค</w:t>
-      </w:r>
-    </w:p>
-    <w:p>
-      <w:pPr>
-        <w:pStyle w:val="ListBullet"/>
-        <w:ind w:left="720"/>
-      </w:pPr>
-      <w:r>
-        <w:t xml:space="preserve">    ง</w:t>
-      </w:r>
-    </w:p>
-    <w:p/>
-    <w:p>
-      <w:r>
-        <w:rPr>
-          <w:sz w:val="24"/>
-        </w:rPr>
-        <w:t>ข้อ p2_l17_020: ข้อใดไม่ใช่ข้อดีของไฟฟ้ากระแสสลับ (AC) เมื่อเทียบกับไฟฟ้ากระแสตรง (DC)</w:t>
-      </w:r>
-    </w:p>
-    <w:p>
-      <w:pPr>
-        <w:pStyle w:val="ListBullet"/>
-        <w:ind w:left="720"/>
-      </w:pPr>
-      <w:r>
-        <w:t xml:space="preserve">    ก</w:t>
-      </w:r>
-    </w:p>
-    <w:p>
-      <w:pPr>
-        <w:pStyle w:val="ListBullet"/>
-        <w:ind w:left="720"/>
-      </w:pPr>
-      <w:r>
-        <w:t xml:space="preserve">    ข</w:t>
-      </w:r>
-    </w:p>
-    <w:p>
-      <w:pPr>
-        <w:pStyle w:val="ListBullet"/>
-        <w:ind w:left="720"/>
-      </w:pPr>
-      <w:r>
-        <w:t xml:space="preserve">    ค</w:t>
-      </w:r>
-    </w:p>
-    <w:p>
-      <w:pPr>
-        <w:pStyle w:val="ListBullet"/>
-        <w:ind w:left="720"/>
-      </w:pPr>
-      <w:r>
-        <w:t xml:space="preserve">    ง</w:t>
-      </w:r>
-    </w:p>
-    <w:p/>
-    <w:p>
-      <w:r>
-        <w:rPr>
-          <w:sz w:val="24"/>
-        </w:rPr>
-        <w:t>ข้อ p2_l17_021: วงจร AC มีกำลังไฟฟ้าจริง (Real power) 500 W และกำลังไฟฟ้ารีแอกทีฟ (Reactive power) 500 VAR กำลังไฟฟ้าปรากฏ (Apparent power) มีค่าเท่าใด</w:t>
-      </w:r>
-    </w:p>
-    <w:p>
-      <w:r>
-        <w:drawing>
-          <wp:inline xmlns:a="http://schemas.openxmlformats.org/drawingml/2006/main" xmlns:pic="http://schemas.openxmlformats.org/drawingml/2006/picture">
-            <wp:extent cx="1828800" cy="1359877"/>
-            <wp:docPr id="6" name="Picture 6"/>
-            <wp:cNvGraphicFramePr>
-              <a:graphicFrameLocks noChangeAspect="1"/>
-            </wp:cNvGraphicFramePr>
-            <a:graphic>
-              <a:graphicData uri="http://schemas.openxmlformats.org/drawingml/2006/picture">
-                <pic:pic>
-                  <pic:nvPicPr>
-                    <pic:cNvPr id="0" name="physics_img_q2_l17_006.png"/>
-                    <pic:cNvPicPr/>
-                  </pic:nvPicPr>
-                  <pic:blipFill>
-                    <a:blip r:embed="rId10"/>
-                    <a:stretch>
-                      <a:fillRect/>
-                    </a:stretch>
-                  </pic:blipFill>
-                  <pic:spPr>
-                    <a:xfrm>
-                      <a:off x="0" y="0"/>
-                      <a:ext cx="1828800" cy="1359877"/>
-                    </a:xfrm>
-                    <a:prstGeom prst="rect"/>
-                  </pic:spPr>
-                </pic:pic>
-              </a:graphicData>
-            </a:graphic>
-          </wp:inline>
-        </w:drawing>
-      </w:r>
-    </w:p>
-    <w:p/>
-    <w:p>
-      <w:pPr>
-        <w:pStyle w:val="ListBullet"/>
-        <w:ind w:left="720"/>
-      </w:pPr>
-      <w:r>
-        <w:t xml:space="preserve">    ก</w:t>
-      </w:r>
-    </w:p>
-    <w:p>
-      <w:pPr>
-        <w:pStyle w:val="ListBullet"/>
-        <w:ind w:left="720"/>
-      </w:pPr>
-      <w:r>
-        <w:t xml:space="preserve">    ข</w:t>
-      </w:r>
-    </w:p>
-    <w:p>
-      <w:pPr>
-        <w:pStyle w:val="ListBullet"/>
-        <w:ind w:left="720"/>
-      </w:pPr>
-      <w:r>
-        <w:t xml:space="preserve">    ค</w:t>
-      </w:r>
-    </w:p>
-    <w:p>
-      <w:pPr>
-        <w:pStyle w:val="ListBullet"/>
-        <w:ind w:left="720"/>
-      </w:pPr>
-      <w:r>
-        <w:t xml:space="preserve">    ง</w:t>
-      </w:r>
-    </w:p>
-    <w:p/>
-    <w:p>
-      <w:r>
-        <w:rPr>
-          <w:sz w:val="24"/>
-        </w:rPr>
-        <w:t>ข้อ p2_l17_022: ในวงจร AC ที่มีเฉพาะตัวเก็บประจุ C ค่าความต้านทานในการกันกระแส (Capacitive Reactance) XC มีค่าเท่าใด</w:t>
-      </w:r>
-    </w:p>
-    <w:p>
-      <w:pPr>
-        <w:pStyle w:val="ListBullet"/>
-        <w:ind w:left="720"/>
-      </w:pPr>
-      <w:r>
-        <w:t xml:space="preserve">    ก</w:t>
-      </w:r>
-    </w:p>
-    <w:p>
-      <w:pPr>
-        <w:pStyle w:val="ListBullet"/>
-        <w:ind w:left="720"/>
-      </w:pPr>
-      <w:r>
-        <w:t xml:space="preserve">    ข</w:t>
-      </w:r>
-    </w:p>
-    <w:p>
-      <w:pPr>
-        <w:pStyle w:val="ListBullet"/>
-        <w:ind w:left="720"/>
-      </w:pPr>
-      <w:r>
-        <w:t xml:space="preserve">    ค</w:t>
-      </w:r>
-    </w:p>
-    <w:p>
-      <w:pPr>
-        <w:pStyle w:val="ListBullet"/>
-        <w:ind w:left="720"/>
-      </w:pPr>
-      <w:r>
-        <w:t xml:space="preserve">    ง</w:t>
-      </w:r>
-    </w:p>
-    <w:p/>
-    <w:p>
-      <w:r>
-        <w:rPr>
-          <w:sz w:val="24"/>
-        </w:rPr>
-        <w:t>ข้อ p2_l17_023: ไฟฟ้ากระแสสลับในบ้านของประเทศไทยมีรูปคลื่นแบบใด</w:t>
-      </w:r>
-    </w:p>
-    <w:p>
-      <w:pPr>
-        <w:pStyle w:val="ListBullet"/>
-        <w:ind w:left="720"/>
-      </w:pPr>
-      <w:r>
-        <w:t xml:space="preserve">    ก</w:t>
-      </w:r>
-    </w:p>
-    <w:p>
-      <w:pPr>
-        <w:pStyle w:val="ListBullet"/>
-        <w:ind w:left="720"/>
-      </w:pPr>
-      <w:r>
-        <w:t xml:space="preserve">    ข</w:t>
-      </w:r>
-    </w:p>
-    <w:p>
-      <w:pPr>
-        <w:pStyle w:val="ListBullet"/>
-        <w:ind w:left="720"/>
-      </w:pPr>
-      <w:r>
-        <w:t xml:space="preserve">    ค</w:t>
-      </w:r>
-    </w:p>
-    <w:p>
-      <w:pPr>
-        <w:pStyle w:val="ListBullet"/>
-        <w:ind w:left="720"/>
-      </w:pPr>
-      <w:r>
-        <w:t xml:space="preserve">    ง</w:t>
-      </w:r>
-    </w:p>
-    <w:p/>
-    <w:p>
-      <w:r>
-        <w:rPr>
-          <w:sz w:val="24"/>
-        </w:rPr>
-        <w:t>ข้อ p2_l17_024: วงจร AC มี R = 40 Ω, XL = 30 Ω, XC = 10 Ω ต่อกับแหล่งจ่าย 220 Vrms กำลังไฟฟ้าที่ใช้ไปมีค่าเท่าใด</w:t>
-      </w:r>
-    </w:p>
-    <w:p>
-      <w:pPr>
-        <w:pStyle w:val="ListBullet"/>
-        <w:ind w:left="720"/>
-      </w:pPr>
-      <w:r>
-        <w:t xml:space="preserve">    ก</w:t>
-      </w:r>
-    </w:p>
-    <w:p>
-      <w:pPr>
-        <w:pStyle w:val="ListBullet"/>
-        <w:ind w:left="720"/>
-      </w:pPr>
-      <w:r>
-        <w:t xml:space="preserve">    ข</w:t>
-      </w:r>
-    </w:p>
-    <w:p>
-      <w:pPr>
-        <w:pStyle w:val="ListBullet"/>
-        <w:ind w:left="720"/>
-      </w:pPr>
-      <w:r>
-        <w:t xml:space="preserve">    ค</w:t>
-      </w:r>
-    </w:p>
-    <w:p>
-      <w:pPr>
-        <w:pStyle w:val="ListBullet"/>
-        <w:ind w:left="720"/>
-      </w:pPr>
-      <w:r>
-        <w:t xml:space="preserve">    ง</w:t>
-      </w:r>
-    </w:p>
-    <w:p/>
-    <w:p>
-      <w:r>
-        <w:rPr>
-          <w:sz w:val="24"/>
-        </w:rPr>
-        <w:t>ข้อ p2_l17_025: วงจรไฟฟ้าบ้าน 220 V มีแรงดันสูงสุดเท่าไร</w:t>
-      </w:r>
-    </w:p>
-    <w:p>
-      <w:pPr>
-        <w:pStyle w:val="ListBullet"/>
-        <w:ind w:left="720"/>
-      </w:pPr>
-      <w:r>
-        <w:t xml:space="preserve">    ก</w:t>
-      </w:r>
-    </w:p>
-    <w:p>
-      <w:pPr>
-        <w:pStyle w:val="ListBullet"/>
-        <w:ind w:left="720"/>
-      </w:pPr>
-      <w:r>
-        <w:t xml:space="preserve">    ข</w:t>
-      </w:r>
-    </w:p>
-    <w:p>
-      <w:pPr>
-        <w:pStyle w:val="ListBullet"/>
-        <w:ind w:left="720"/>
-      </w:pPr>
-      <w:r>
-        <w:t xml:space="preserve">    ค</w:t>
-      </w:r>
-    </w:p>
-    <w:p>
-      <w:pPr>
-        <w:pStyle w:val="ListBullet"/>
-        <w:ind w:left="720"/>
-      </w:pPr>
-      <w:r>
-        <w:t xml:space="preserve">    ง</w:t>
+        <w:t xml:space="preserve">    4. ง</w:t>
       </w:r>
     </w:p>
     <w:p/>

--- a/physics_course/word/lesson17.docx
+++ b/physics_course/word/lesson17.docx
@@ -24,43 +24,6 @@
         <w:t>1. กระแสไฟฟ้าสลับ (AC) คือกระแสที่มีลักษณะอย่างไร</w:t>
       </w:r>
     </w:p>
-    <w:p>
-      <w:r>
-        <w:drawing>
-          <wp:inline xmlns:a="http://schemas.openxmlformats.org/drawingml/2006/main" xmlns:pic="http://schemas.openxmlformats.org/drawingml/2006/picture">
-            <wp:extent cx="1828800" cy="1359877"/>
-            <wp:docPr id="1" name="Picture 1"/>
-            <wp:cNvGraphicFramePr>
-              <a:graphicFrameLocks noChangeAspect="1"/>
-            </wp:cNvGraphicFramePr>
-            <a:graphic>
-              <a:graphicData uri="http://schemas.openxmlformats.org/drawingml/2006/picture">
-                <pic:pic>
-                  <pic:nvPicPr>
-                    <pic:cNvPr id="0" name="physics_img_1.png"/>
-                    <pic:cNvPicPr/>
-                  </pic:nvPicPr>
-                  <pic:blipFill>
-                    <a:blip r:embed="rId9"/>
-                    <a:stretch>
-                      <a:fillRect/>
-                    </a:stretch>
-                  </pic:blipFill>
-                  <pic:spPr>
-                    <a:xfrm>
-                      <a:off x="0" y="0"/>
-                      <a:ext cx="1828800" cy="1359877"/>
-                    </a:xfrm>
-                    <a:prstGeom prst="rect"/>
-                  </pic:spPr>
-                </pic:pic>
-              </a:graphicData>
-            </a:graphic>
-          </wp:inline>
-        </w:drawing>
-      </w:r>
-    </w:p>
-    <w:p/>
     <w:p>
       <w:pPr>
         <w:ind w:left="720"/>
@@ -964,43 +927,6 @@
       </w:r>
     </w:p>
     <w:p>
-      <w:r>
-        <w:drawing>
-          <wp:inline xmlns:a="http://schemas.openxmlformats.org/drawingml/2006/main" xmlns:pic="http://schemas.openxmlformats.org/drawingml/2006/picture">
-            <wp:extent cx="1828800" cy="1359877"/>
-            <wp:docPr id="2" name="Picture 2"/>
-            <wp:cNvGraphicFramePr>
-              <a:graphicFrameLocks noChangeAspect="1"/>
-            </wp:cNvGraphicFramePr>
-            <a:graphic>
-              <a:graphicData uri="http://schemas.openxmlformats.org/drawingml/2006/picture">
-                <pic:pic>
-                  <pic:nvPicPr>
-                    <pic:cNvPr id="0" name="physics_img_1.png"/>
-                    <pic:cNvPicPr/>
-                  </pic:nvPicPr>
-                  <pic:blipFill>
-                    <a:blip r:embed="rId9"/>
-                    <a:stretch>
-                      <a:fillRect/>
-                    </a:stretch>
-                  </pic:blipFill>
-                  <pic:spPr>
-                    <a:xfrm>
-                      <a:off x="0" y="0"/>
-                      <a:ext cx="1828800" cy="1359877"/>
-                    </a:xfrm>
-                    <a:prstGeom prst="rect"/>
-                  </pic:spPr>
-                </pic:pic>
-              </a:graphicData>
-            </a:graphic>
-          </wp:inline>
-        </w:drawing>
-      </w:r>
-    </w:p>
-    <w:p/>
-    <w:p>
       <w:pPr>
         <w:ind w:left="720"/>
       </w:pPr>
@@ -1082,43 +1008,6 @@
         <w:t>25. วงจรไฟฟ้าบ้าน 220 V มีแรงดันสูงสุดเท่าไร</w:t>
       </w:r>
     </w:p>
-    <w:p>
-      <w:r>
-        <w:drawing>
-          <wp:inline xmlns:a="http://schemas.openxmlformats.org/drawingml/2006/main" xmlns:pic="http://schemas.openxmlformats.org/drawingml/2006/picture">
-            <wp:extent cx="1828800" cy="1359877"/>
-            <wp:docPr id="3" name="Picture 3"/>
-            <wp:cNvGraphicFramePr>
-              <a:graphicFrameLocks noChangeAspect="1"/>
-            </wp:cNvGraphicFramePr>
-            <a:graphic>
-              <a:graphicData uri="http://schemas.openxmlformats.org/drawingml/2006/picture">
-                <pic:pic>
-                  <pic:nvPicPr>
-                    <pic:cNvPr id="0" name="physics_img_25.png"/>
-                    <pic:cNvPicPr/>
-                  </pic:nvPicPr>
-                  <pic:blipFill>
-                    <a:blip r:embed="rId10"/>
-                    <a:stretch>
-                      <a:fillRect/>
-                    </a:stretch>
-                  </pic:blipFill>
-                  <pic:spPr>
-                    <a:xfrm>
-                      <a:off x="0" y="0"/>
-                      <a:ext cx="1828800" cy="1359877"/>
-                    </a:xfrm>
-                    <a:prstGeom prst="rect"/>
-                  </pic:spPr>
-                </pic:pic>
-              </a:graphicData>
-            </a:graphic>
-          </wp:inline>
-        </w:drawing>
-      </w:r>
-    </w:p>
-    <w:p/>
     <w:p>
       <w:pPr>
         <w:ind w:left="720"/>
